--- a/output/CV_NicolasQiGUO_Viveris.docx
+++ b/output/CV_NicolasQiGUO_Viveris.docx
@@ -144,7 +144,7 @@
           <w:sz w:val="19"/>
           <w:u w:val="none"/>
         </w:rPr>
-        <w:t>3 ans d'expérience au sein de grands groupes (BNP Paribas, La Poste). Pilotage de projets de bout en bout, coordination transverse Métiers–IT, gouvernance et conduite du changement. Double compétence fonctionnelle et technique : développement applicatif (projets académiques en Java, C#, PHP, SQL) et low-code (Power Platform).</w:t>
+        <w:t>3 ans d'expérience au sein de grands groupes (BNP Paribas, La Poste). Pilotage de projets de bout en bout, coordination transverse Métiers–IT, gouvernance et conduite du changement. Double compétence fonctionnelle et technique : bases en développement applicatif (projets académiques en Java, C#, C, PHP, SQL) et low-code (Power Platform).</w:t>
       </w:r>
     </w:p>
     <w:p>
@@ -1395,7 +1395,7 @@
           <w:sz w:val="19"/>
           <w:u w:val="none"/>
         </w:rPr>
-        <w:t>Développement :</w:t>
+        <w:t>Langages (notions) :</w:t>
       </w:r>
       <w:r>
         <w:rPr>
@@ -1407,7 +1407,7 @@
           <w:u w:val="none"/>
         </w:rPr>
         <w:tab/>
-        <w:t>Java, C#, C, PHP, HTML/CSS, SQL (PostgreSQL, Oracle) ; Python (notions)</w:t>
+        <w:t>Java, C#, C, PHP, HTML/CSS, SQL (PostgreSQL, Oracle), Python</w:t>
       </w:r>
     </w:p>
     <w:p>

--- a/output/CV_NicolasQiGUO_Viveris.docx
+++ b/output/CV_NicolasQiGUO_Viveris.docx
@@ -144,7 +144,7 @@
           <w:sz w:val="19"/>
           <w:u w:val="none"/>
         </w:rPr>
-        <w:t>3 ans d'expérience au sein de grands groupes (BNP Paribas, La Poste). Pilotage de projets de bout en bout, coordination transverse Métiers–IT, gouvernance et conduite du changement. Double compétence fonctionnelle et technique : bases en développement applicatif (projets académiques en Java, C#, C, PHP, SQL) et low-code (Power Platform).</w:t>
+        <w:t>3 ans d'expérience au sein de grands groupes (BNP Paribas, La Poste). Pilotage de projets de bout en bout, coordination transverse Métiers–IT, gouvernance et conduite du changement. Double compétence fonctionnelle et technique : développement low-code (Power Platform) et pratique du développement applicatif en projets académiques (Java, C#, C, PHP, SQL).</w:t>
       </w:r>
     </w:p>
     <w:p>
@@ -1073,7 +1073,7 @@
           <w:sz w:val="18"/>
           <w:u w:val="none"/>
         </w:rPr>
-        <w:t>Projets : e-commerce (PHP/HTML/CSS), BDD médicale (PostgreSQL/Oracle), jeux (Java/C#), calcul d'impôt (C)</w:t>
+        <w:t>Projets : site e-commerce (PHP), BDD médicale (PostgreSQL/Oracle), jeux (Java/C#), calcul d'impôt (C)</w:t>
       </w:r>
     </w:p>
     <w:p>

--- a/output/CV_NicolasQiGUO_Viveris.docx
+++ b/output/CV_NicolasQiGUO_Viveris.docx
@@ -1073,7 +1073,7 @@
           <w:sz w:val="18"/>
           <w:u w:val="none"/>
         </w:rPr>
-        <w:t>Projets : site e-commerce (PHP), BDD médicale (PostgreSQL/Oracle), jeux (Java/C#), calcul d'impôt (C)</w:t>
+        <w:t>Projets de développement : site e-commerce (PHP), BDD médicale (SQL), jeux (Java/C#), calcul d'impôt (C)</w:t>
       </w:r>
     </w:p>
     <w:p>
@@ -1407,7 +1407,7 @@
           <w:u w:val="none"/>
         </w:rPr>
         <w:tab/>
-        <w:t>Java, C#, C, PHP, HTML/CSS, SQL (PostgreSQL, Oracle), Python</w:t>
+        <w:t>Java, C#, C, PHP, HTML/CSS, SQL, Python</w:t>
       </w:r>
     </w:p>
     <w:p>

--- a/output/CV_NicolasQiGUO_Viveris.docx
+++ b/output/CV_NicolasQiGUO_Viveris.docx
@@ -1242,7 +1242,7 @@
         <w:tab/>
         <w:t>Cadrage, recueil des besoins, spécifications, recette, mise en production</w:t>
         <w:br/>
-        <w:t>Gouvernance (COPIL / COSUI), gestion des risques – Cycle en V, Agile, hybride</w:t>
+        <w:t>Gouvernance (COPIL / COSUI), risques – Cycle en V, hybride, Agile (notions)</w:t>
       </w:r>
     </w:p>
     <w:p>
@@ -1352,7 +1352,7 @@
           <w:u w:val="none"/>
         </w:rPr>
         <w:tab/>
-        <w:t>Power Apps, Power Automate, Power BI, SharePoint</w:t>
+        <w:t>Pack Office, Teams, SharePoint, Power Apps, Power Automate, Power BI</w:t>
       </w:r>
     </w:p>
     <w:p>
